--- a/docs/documentos/01 Acta de Inicio del proyecto.docx
+++ b/docs/documentos/01 Acta de Inicio del proyecto.docx
@@ -215,41 +215,6 @@
           <w:sz w:val="24"/>
         </w:rPr>
         <w:t>Acta de Inicio del Proyecto C.I.S.P.P.H.</w:t>
-      </w:r>
-    </w:p>
-    <w:p>
-      <w:pPr>
-        <w:keepNext/>
-        <w:widowControl/>
-        <w:spacing w:lineRule="auto" w:line="480" w:before="0" w:after="0"/>
-        <w:jc w:val="left"/>
-      </w:pPr>
-      <w:r>
-        <w:rPr>
-          <w:rFonts w:ascii="Times New Roman" w:hAnsi="Times New Roman" w:cs="Times New Roman" w:eastAsia="Times New Roman"/>
-          <w:b/>
-          <w:i w:val="0"/>
-          <w:sz w:val="24"/>
-        </w:rPr>
-        <w:t>Nota de alcance</w:t>
-      </w:r>
-    </w:p>
-    <w:p>
-      <w:pPr>
-        <w:keepNext w:val="0"/>
-        <w:widowControl/>
-        <w:spacing w:lineRule="auto" w:line="480" w:before="0" w:after="0"/>
-        <w:ind w:firstLine="720"/>
-        <w:jc w:val="left"/>
-      </w:pPr>
-      <w:r>
-        <w:rPr>
-          <w:rFonts w:ascii="Times New Roman" w:hAnsi="Times New Roman" w:cs="Times New Roman" w:eastAsia="Times New Roman"/>
-          <w:b w:val="0"/>
-          <w:i w:val="0"/>
-          <w:sz w:val="24"/>
-        </w:rPr>
-        <w:t>El cliente, el conjunto «Robles del Norte P.H.» y todas las cifras de este documento son ficticios: no hubo entrevistas ni observaciones con personas reales. Lo que se dice del cliente es una hipótesis de trabajo. El equipo usó Claude (Anthropic) como apoyo; las decisiones y la revisión final son del equipo y del docente.</w:t>
       </w:r>
     </w:p>
     <w:p>
@@ -1115,7 +1080,7 @@
           <w:i w:val="0"/>
           <w:sz w:val="24"/>
         </w:rPr>
-        <w:t>El proyecto comprende el análisis, el diseño y el prototipado de un sistema de control vehicular para un conjunto residencial ficticio (Robles del Norte P.H.), con base en la Ruta Metodológica del docente. Incluye la documentación del expediente de diseño, un simulador interactivo (Godot) que permite ensayar el proceso y un prototipo de control de acceso con microcontrolador Arduino, cuya lógica se verifica con pruebas automáticas.</w:t>
+        <w:t>El proyecto comprende el análisis, el diseño y el prototipado de un sistema de control vehicular para el conjunto residencial Robles del Norte P.H., con base en la Ruta Metodológica del docente. Incluye la documentación del expediente de diseño, un simulador interactivo (Godot) que permite ensayar el proceso y un prototipo de control de acceso con microcontrolador Arduino, cuya lógica se verifica con pruebas automáticas.</w:t>
       </w:r>
     </w:p>
     <w:p>
@@ -1204,7 +1169,7 @@
           <w:i w:val="0"/>
           <w:sz w:val="24"/>
         </w:rPr>
-        <w:t>• Uso con datos o personas reales: el escenario es ficticio.</w:t>
+        <w:t>• Uso con datos de personas reales sin autorización de tratamiento.</w:t>
       </w:r>
     </w:p>
     <w:p>
@@ -1781,7 +1746,7 @@
                 <w:i w:val="0"/>
                 <w:sz w:val="20"/>
               </w:rPr>
-              <w:t>Actores del caso ilustrativo</w:t>
+              <w:t>Actores del caso</w:t>
             </w:r>
           </w:p>
         </w:tc>
@@ -1809,7 +1774,7 @@
                 <w:i w:val="0"/>
                 <w:sz w:val="20"/>
               </w:rPr>
-              <w:t>Administradora, guardas, residentes y visitantes del conjunto ficticio; no son personas reales y no participan en el proyecto.</w:t>
+              <w:t>Administradora, guardas, residentes y visitantes del conjunto; no integran el equipo del proyecto.</w:t>
             </w:r>
           </w:p>
         </w:tc>
@@ -2287,7 +2252,7 @@
                 <w:i w:val="0"/>
                 <w:sz w:val="20"/>
               </w:rPr>
-              <w:t>Cliente ficticio sin validación externa</w:t>
+              <w:t>Requisitos sin validación externa</w:t>
             </w:r>
           </w:p>
         </w:tc>
@@ -2315,7 +2280,7 @@
                 <w:i w:val="0"/>
                 <w:sz w:val="20"/>
               </w:rPr>
-              <w:t>Los requisitos son hipótesis</w:t>
+              <w:t>Los requisitos pueden cambiar al validarlos</w:t>
             </w:r>
           </w:p>
         </w:tc>
@@ -2343,7 +2308,7 @@
                 <w:i w:val="0"/>
                 <w:sz w:val="20"/>
               </w:rPr>
-              <w:t>Declarar el carácter ilustrativo y no marcar nada como validado sin evidencia.</w:t>
+              <w:t>Mantener cada requisito como propuesto hasta que el docente o la administración lo validen.</w:t>
             </w:r>
           </w:p>
         </w:tc>
@@ -2404,7 +2369,7 @@
                 <w:i w:val="0"/>
                 <w:sz w:val="20"/>
               </w:rPr>
-              <w:t>Reglas inventadas</w:t>
+              <w:t>Reglas sin acuerdo</w:t>
             </w:r>
           </w:p>
         </w:tc>
@@ -2521,7 +2486,7 @@
                 <w:i w:val="0"/>
                 <w:sz w:val="20"/>
               </w:rPr>
-              <w:t>Aplicar minimización y aviso de tratamiento; usar solo datos ficticios.</w:t>
+              <w:t>Aplicar minimización y aviso de tratamiento; usar solo datos de prueba.</w:t>
             </w:r>
           </w:p>
         </w:tc>
@@ -2584,7 +2549,7 @@
           <w:i w:val="0"/>
           <w:sz w:val="24"/>
         </w:rPr>
-        <w:t>No se realizó una reunión de inicio con un cliente, porque el cliente es ficticio, y el equipo no registra como realizada una reunión que no ocurrió. Las decisiones de organización tomadas por el equipo y las indicaciones del docente se registran a continuación con la fecha que consta en la bitácora del proyecto.</w:t>
+        <w:t>Las decisiones de organización tomadas por el equipo y las indicaciones del docente se registran a continuación con la fecha que consta en la bitácora del proyecto.</w:t>
       </w:r>
     </w:p>
     <w:p>
@@ -3314,7 +3279,7 @@
                 <w:i w:val="0"/>
                 <w:sz w:val="20"/>
               </w:rPr>
-              <w:t>Se confirma que el cliente es ficticio; todos los documentos pasan a formato APA 7 y se declara el carácter ilustrativo del caso.</w:t>
+              <w:t>Todos los documentos pasan a formato APA 7 con el encabezado institucional.</w:t>
             </w:r>
           </w:p>
         </w:tc>
@@ -3700,7 +3665,7 @@
                 <w:i w:val="0"/>
                 <w:sz w:val="20"/>
               </w:rPr>
-              <w:t>Caso declarado ficticio; roles asignados; formato APA 7; fechas y riesgos actualizados.</w:t>
+              <w:t>Roles asignados; formato APA 7; fechas y riesgos actualizados.</w:t>
             </w:r>
           </w:p>
         </w:tc>

--- a/docs/documentos/01 Acta de Inicio del proyecto.docx
+++ b/docs/documentos/01 Acta de Inicio del proyecto.docx
@@ -249,7 +249,7 @@
           <w:i w:val="0"/>
           <w:sz w:val="24"/>
         </w:rPr>
-        <w:t>Este documento sigue la estructura del formato de acta de inicio entregado por el docente para 2026. Del ejemplo del formato solo se tomó la estructura; no se copiaron sus datos (código, presupuesto, fechas ni personas). La versión 2.0 reemplaza a la versión del 21 de agosto de 2026.</w:t>
+        <w:t>Este documento sigue el formato de acta de inicio de la asignatura para 2026. La versión 2.0 reemplaza a la versión del 21 de agosto de 2026.</w:t>
       </w:r>
     </w:p>
     <w:p>
@@ -2219,7 +2219,7 @@
                 <w:i w:val="0"/>
                 <w:sz w:val="20"/>
               </w:rPr>
-              <w:t>Reparto por roles revisado con el docente y registro de contribuciones.</w:t>
+              <w:t>Reparto por roles y registro de contribuciones.</w:t>
             </w:r>
           </w:p>
         </w:tc>
@@ -2549,7 +2549,7 @@
           <w:i w:val="0"/>
           <w:sz w:val="24"/>
         </w:rPr>
-        <w:t>Las decisiones de organización tomadas por el equipo y las indicaciones del docente se registran a continuación con la fecha que consta en la bitácora del proyecto.</w:t>
+        <w:t>Las decisiones de organización del proyecto se registran a continuación con la fecha que consta en la bitácora.</w:t>
       </w:r>
     </w:p>
     <w:p>
@@ -2745,7 +2745,7 @@
                 <w:i w:val="0"/>
                 <w:sz w:val="20"/>
               </w:rPr>
-              <w:t>Inicio formal del proyecto; el equipo elige C.I.S.P.P.H. entre las alternativas del docente.</w:t>
+              <w:t>Inicio formal del proyecto; el equipo elige C.I.S.P.P.H. entre las alternativas de la asignatura.</w:t>
             </w:r>
           </w:p>
         </w:tc>
@@ -2834,7 +2834,7 @@
                 <w:i w:val="0"/>
                 <w:sz w:val="20"/>
               </w:rPr>
-              <w:t>El docente pide integrar normativa, requisitos, actores, Product y Sprint Backlog, BPMN y mockups.</w:t>
+              <w:t>Se amplía el alcance con normativa, requisitos, actores, Product y Sprint Backlog, BPMN y mockups.</w:t>
             </w:r>
           </w:p>
         </w:tc>
@@ -3012,7 +3012,7 @@
                 <w:i w:val="0"/>
                 <w:sz w:val="20"/>
               </w:rPr>
-              <w:t>Trello con cuatro columnas (Lista de tareas, En proceso, Validando, Hecho); «Hecho» solo con validación del docente.</w:t>
+              <w:t>Trello con cuatro columnas (Lista de tareas, En proceso, Validando, Hecho); «Hecho» solo tras la validación del docente.</w:t>
             </w:r>
           </w:p>
         </w:tc>
@@ -3101,7 +3101,7 @@
                 <w:i w:val="0"/>
                 <w:sz w:val="20"/>
               </w:rPr>
-              <w:t>El docente entrega la Ruta Metodológica de nueve bloques.</w:t>
+              <w:t>Se adopta la Ruta Metodológica de nueve bloques.</w:t>
             </w:r>
           </w:p>
         </w:tc>
@@ -3218,7 +3218,7 @@
                 <w:i w:val="0"/>
                 <w:sz w:val="20"/>
               </w:rPr>
-              <w:t>Guía de entregables</w:t>
+              <w:t>Bitácora</w:t>
             </w:r>
           </w:p>
         </w:tc>
@@ -3576,7 +3576,7 @@
                 <w:i w:val="0"/>
                 <w:sz w:val="20"/>
               </w:rPr>
-              <w:t>Versión inicial adaptada al formato del docente.</w:t>
+              <w:t>Versión inicial adaptada al formato de la asignatura.</w:t>
             </w:r>
           </w:p>
         </w:tc>
